--- a/tools/l30-bas/EN_L30_BAS_Civilizational_Safety_Checklist_v1_0.docx
+++ b/tools/l30-bas/EN_L30_BAS_Civilizational_Safety_Checklist_v1_0.docx
@@ -2,6 +2,38 @@
 <file path=word/document.xml><?xml version="1.0" encoding="utf-8"?>
 <w:document xmlns:wpc="http://schemas.microsoft.com/office/word/2010/wordprocessingCanvas" xmlns:mo="http://schemas.microsoft.com/office/mac/office/2008/main" xmlns:mc="http://schemas.openxmlformats.org/markup-compatibility/2006" xmlns:mv="urn:schemas-microsoft-com:mac:vml" xmlns:o="urn:schemas-microsoft-com:office:office" xmlns:r="http://schemas.openxmlformats.org/officeDocument/2006/relationships" xmlns:m="http://schemas.openxmlformats.org/officeDocument/2006/math" xmlns:v="urn:schemas-microsoft-com:vml" xmlns:wp14="http://schemas.microsoft.com/office/word/2010/wordprocessingDrawing" xmlns:wp="http://schemas.openxmlformats.org/drawingml/2006/wordprocessingDrawing" xmlns:w10="urn:schemas-microsoft-com:office:word" xmlns:w="http://schemas.openxmlformats.org/wordprocessingml/2006/main" xmlns:w14="http://schemas.microsoft.com/office/word/2010/wordml" xmlns:wpg="http://schemas.microsoft.com/office/word/2010/wordprocessingGroup" xmlns:wpi="http://schemas.microsoft.com/office/word/2010/wordprocessingInk" xmlns:wne="http://schemas.microsoft.com/office/word/2006/wordml" xmlns:wps="http://schemas.microsoft.com/office/word/2010/wordprocessingShape" mc:Ignorable="w14 wp14">
   <w:body>
+    <w:p>
+      <w:pPr>
+        <w:spacing w:before="60" w:after="60" w:line="259" w:lineRule="auto"/>
+        <w:ind w:left="360" w:right="360"/>
+        <w:jc w:val="left"/>
+      </w:pPr>
+      <w:r>
+        <w:rPr>
+          <w:rFonts w:ascii="Noto Sans CJK JP" w:hAnsi="Noto Sans CJK JP" w:eastAsia="Noto Sans CJK JP"/>
+          <w:b w:val="0"/>
+          <w:i w:val="0"/>
+          <w:sz w:val="18"/>
+        </w:rPr>
+        <w:t>L30-BAS codes are reference aids. Writing L30-BAS codes is optional.</w:t>
+      </w:r>
+    </w:p>
+    <w:p>
+      <w:pPr>
+        <w:spacing w:before="60" w:after="60" w:line="259" w:lineRule="auto"/>
+        <w:ind w:left="360" w:right="360"/>
+        <w:jc w:val="left"/>
+      </w:pPr>
+      <w:r>
+        <w:rPr>
+          <w:rFonts w:ascii="Noto Sans CJK JP" w:hAnsi="Noto Sans CJK JP" w:eastAsia="Noto Sans CJK JP"/>
+          <w:b w:val="0"/>
+          <w:i w:val="0"/>
+          <w:sz w:val="18"/>
+        </w:rPr>
+        <w:t>A boundary review may be performed by answering the boundary questions without writing the codes.</w:t>
+      </w:r>
+    </w:p>
     <w:tbl>
       <w:tblPr>
         <w:tblW w:type="auto" w:w="0"/>
@@ -92,6 +124,38 @@
                 <w:sz w:val="24"/>
               </w:rPr>
               <w:t>BAS-aligned operational checklist | v1.0</w:t>
+            </w:r>
+          </w:p>
+          <w:p>
+            <w:pPr>
+              <w:spacing w:before="60" w:after="60" w:line="259" w:lineRule="auto"/>
+              <w:ind w:left="360" w:right="360"/>
+              <w:jc w:val="left"/>
+            </w:pPr>
+            <w:r>
+              <w:rPr>
+                <w:rFonts w:ascii="Noto Sans CJK JP" w:hAnsi="Noto Sans CJK JP" w:eastAsia="Noto Sans CJK JP"/>
+                <w:b w:val="0"/>
+                <w:i w:val="0"/>
+                <w:sz w:val="18"/>
+              </w:rPr>
+              <w:t>L30-BAS codes are reference aids. Writing L30-BAS codes is optional.</w:t>
+            </w:r>
+          </w:p>
+          <w:p>
+            <w:pPr>
+              <w:spacing w:before="60" w:after="60" w:line="259" w:lineRule="auto"/>
+              <w:ind w:left="360" w:right="360"/>
+              <w:jc w:val="left"/>
+            </w:pPr>
+            <w:r>
+              <w:rPr>
+                <w:rFonts w:ascii="Noto Sans CJK JP" w:hAnsi="Noto Sans CJK JP" w:eastAsia="Noto Sans CJK JP"/>
+                <w:b w:val="0"/>
+                <w:i w:val="0"/>
+                <w:sz w:val="18"/>
+              </w:rPr>
+              <w:t>A boundary review may be performed by answering the boundary questions without writing the codes.</w:t>
             </w:r>
           </w:p>
         </w:tc>

--- a/tools/l30-bas/EN_L30_BAS_Civilizational_Safety_Checklist_v1_0.docx
+++ b/tools/l30-bas/EN_L30_BAS_Civilizational_Safety_Checklist_v1_0.docx
@@ -1,6 +1,6 @@
 
 <file path=word/document.xml><?xml version="1.0" encoding="utf-8"?>
-<w:document xmlns:wpc="http://schemas.microsoft.com/office/word/2010/wordprocessingCanvas" xmlns:mo="http://schemas.microsoft.com/office/mac/office/2008/main" xmlns:mc="http://schemas.openxmlformats.org/markup-compatibility/2006" xmlns:mv="urn:schemas-microsoft-com:mac:vml" xmlns:o="urn:schemas-microsoft-com:office:office" xmlns:r="http://schemas.openxmlformats.org/officeDocument/2006/relationships" xmlns:m="http://schemas.openxmlformats.org/officeDocument/2006/math" xmlns:v="urn:schemas-microsoft-com:vml" xmlns:wp14="http://schemas.microsoft.com/office/word/2010/wordprocessingDrawing" xmlns:wp="http://schemas.openxmlformats.org/drawingml/2006/wordprocessingDrawing" xmlns:w10="urn:schemas-microsoft-com:office:word" xmlns:w="http://schemas.openxmlformats.org/wordprocessingml/2006/main" xmlns:w14="http://schemas.microsoft.com/office/word/2010/wordml" xmlns:wpg="http://schemas.microsoft.com/office/word/2010/wordprocessingGroup" xmlns:wpi="http://schemas.microsoft.com/office/word/2010/wordprocessingInk" xmlns:wne="http://schemas.microsoft.com/office/word/2006/wordml" xmlns:wps="http://schemas.microsoft.com/office/word/2010/wordprocessingShape" mc:Ignorable="w14 wp14">
+<w:document xmlns:mc="http://schemas.openxmlformats.org/markup-compatibility/2006" xmlns:r="http://schemas.openxmlformats.org/officeDocument/2006/relationships" xmlns:w="http://schemas.openxmlformats.org/wordprocessingml/2006/main" xmlns:w14="http://schemas.microsoft.com/office/word/2010/wordml" mc:Ignorable="w14 wp14">
   <w:body>
     <w:p>
       <w:pPr>
@@ -1363,7 +1363,109 @@
                 <w:color w:val="111827"/>
                 <w:sz w:val="24"/>
               </w:rPr>
-              <w:t>Result: □ Satisfied   □ Not satisfied   □ Not verifiable</w:t>
+              <w:t xml:space="preserve">Result: </w:t>
+            </w:r>
+            <w:sdt>
+              <w:sdtPr>
+                <w:alias w:val="L30-BAS checkbox"/>
+                <w:tag w:val="L30-BAS-checkbox"/>
+                <w:id w:val="1000050"/>
+                <w14:checkbox>
+                  <w14:checked w14:val="0"/>
+                  <w14:checkedState w14:val="2612" w14:font="Segoe UI Symbol"/>
+                  <w14:uncheckedState w14:val="2610" w14:font="Segoe UI Symbol"/>
+                </w14:checkbox>
+              </w:sdtPr>
+              <w:sdtContent>
+                <w:r>
+                  <w:rPr>
+                    <w:rFonts w:ascii="Segoe UI Symbol" w:hAnsi="Segoe UI Symbol" w:eastAsia="Segoe UI Symbol" w:cs="Segoe UI Symbol"/>
+                    <w:b/>
+                    <w:i w:val="0"/>
+                    <w:color w:val="111827"/>
+                    <w:sz w:val="24"/>
+                  </w:rPr>
+                  <w:t>☐</w:t>
+                </w:r>
+              </w:sdtContent>
+            </w:sdt>
+            <w:r>
+              <w:rPr>
+                <w:rFonts w:ascii="Arial" w:hAnsi="Arial" w:eastAsia="Yu Gothic"/>
+                <w:b/>
+                <w:i w:val="0"/>
+                <w:color w:val="111827"/>
+                <w:sz w:val="24"/>
+              </w:rPr>
+              <w:t xml:space="preserve"> Satisfied   </w:t>
+            </w:r>
+            <w:sdt>
+              <w:sdtPr>
+                <w:alias w:val="L30-BAS checkbox"/>
+                <w:tag w:val="L30-BAS-checkbox"/>
+                <w:id w:val="1000051"/>
+                <w14:checkbox>
+                  <w14:checked w14:val="0"/>
+                  <w14:checkedState w14:val="2612" w14:font="Segoe UI Symbol"/>
+                  <w14:uncheckedState w14:val="2610" w14:font="Segoe UI Symbol"/>
+                </w14:checkbox>
+              </w:sdtPr>
+              <w:sdtContent>
+                <w:r>
+                  <w:rPr>
+                    <w:rFonts w:ascii="Segoe UI Symbol" w:hAnsi="Segoe UI Symbol" w:eastAsia="Segoe UI Symbol" w:cs="Segoe UI Symbol"/>
+                    <w:b/>
+                    <w:i w:val="0"/>
+                    <w:color w:val="111827"/>
+                    <w:sz w:val="24"/>
+                  </w:rPr>
+                  <w:t>☐</w:t>
+                </w:r>
+              </w:sdtContent>
+            </w:sdt>
+            <w:r>
+              <w:rPr>
+                <w:rFonts w:ascii="Arial" w:hAnsi="Arial" w:eastAsia="Yu Gothic"/>
+                <w:b/>
+                <w:i w:val="0"/>
+                <w:color w:val="111827"/>
+                <w:sz w:val="24"/>
+              </w:rPr>
+              <w:t xml:space="preserve"> Not satisfied   </w:t>
+            </w:r>
+            <w:sdt>
+              <w:sdtPr>
+                <w:alias w:val="L30-BAS checkbox"/>
+                <w:tag w:val="L30-BAS-checkbox"/>
+                <w:id w:val="1000052"/>
+                <w14:checkbox>
+                  <w14:checked w14:val="0"/>
+                  <w14:checkedState w14:val="2612" w14:font="Segoe UI Symbol"/>
+                  <w14:uncheckedState w14:val="2610" w14:font="Segoe UI Symbol"/>
+                </w14:checkbox>
+              </w:sdtPr>
+              <w:sdtContent>
+                <w:r>
+                  <w:rPr>
+                    <w:rFonts w:ascii="Segoe UI Symbol" w:hAnsi="Segoe UI Symbol" w:eastAsia="Segoe UI Symbol" w:cs="Segoe UI Symbol"/>
+                    <w:b/>
+                    <w:i w:val="0"/>
+                    <w:color w:val="111827"/>
+                    <w:sz w:val="24"/>
+                  </w:rPr>
+                  <w:t>☐</w:t>
+                </w:r>
+              </w:sdtContent>
+            </w:sdt>
+            <w:r>
+              <w:rPr>
+                <w:rFonts w:ascii="Arial" w:hAnsi="Arial" w:eastAsia="Yu Gothic"/>
+                <w:b/>
+                <w:i w:val="0"/>
+                <w:color w:val="111827"/>
+                <w:sz w:val="24"/>
+              </w:rPr>
+              <w:t xml:space="preserve"> Not verifiable</w:t>
             </w:r>
           </w:p>
         </w:tc>
@@ -1547,7 +1649,109 @@
                 <w:color w:val="111827"/>
                 <w:sz w:val="24"/>
               </w:rPr>
-              <w:t>Result: □ Satisfied   □ Not satisfied   □ Not verifiable</w:t>
+              <w:t xml:space="preserve">Result: </w:t>
+            </w:r>
+            <w:sdt>
+              <w:sdtPr>
+                <w:alias w:val="L30-BAS checkbox"/>
+                <w:tag w:val="L30-BAS-checkbox"/>
+                <w:id w:val="1000053"/>
+                <w14:checkbox>
+                  <w14:checked w14:val="0"/>
+                  <w14:checkedState w14:val="2612" w14:font="Segoe UI Symbol"/>
+                  <w14:uncheckedState w14:val="2610" w14:font="Segoe UI Symbol"/>
+                </w14:checkbox>
+              </w:sdtPr>
+              <w:sdtContent>
+                <w:r>
+                  <w:rPr>
+                    <w:rFonts w:ascii="Segoe UI Symbol" w:hAnsi="Segoe UI Symbol" w:eastAsia="Segoe UI Symbol" w:cs="Segoe UI Symbol"/>
+                    <w:b/>
+                    <w:i w:val="0"/>
+                    <w:color w:val="111827"/>
+                    <w:sz w:val="24"/>
+                  </w:rPr>
+                  <w:t>☐</w:t>
+                </w:r>
+              </w:sdtContent>
+            </w:sdt>
+            <w:r>
+              <w:rPr>
+                <w:rFonts w:ascii="Arial" w:hAnsi="Arial" w:eastAsia="Yu Gothic"/>
+                <w:b/>
+                <w:i w:val="0"/>
+                <w:color w:val="111827"/>
+                <w:sz w:val="24"/>
+              </w:rPr>
+              <w:t xml:space="preserve"> Satisfied   </w:t>
+            </w:r>
+            <w:sdt>
+              <w:sdtPr>
+                <w:alias w:val="L30-BAS checkbox"/>
+                <w:tag w:val="L30-BAS-checkbox"/>
+                <w:id w:val="1000054"/>
+                <w14:checkbox>
+                  <w14:checked w14:val="0"/>
+                  <w14:checkedState w14:val="2612" w14:font="Segoe UI Symbol"/>
+                  <w14:uncheckedState w14:val="2610" w14:font="Segoe UI Symbol"/>
+                </w14:checkbox>
+              </w:sdtPr>
+              <w:sdtContent>
+                <w:r>
+                  <w:rPr>
+                    <w:rFonts w:ascii="Segoe UI Symbol" w:hAnsi="Segoe UI Symbol" w:eastAsia="Segoe UI Symbol" w:cs="Segoe UI Symbol"/>
+                    <w:b/>
+                    <w:i w:val="0"/>
+                    <w:color w:val="111827"/>
+                    <w:sz w:val="24"/>
+                  </w:rPr>
+                  <w:t>☐</w:t>
+                </w:r>
+              </w:sdtContent>
+            </w:sdt>
+            <w:r>
+              <w:rPr>
+                <w:rFonts w:ascii="Arial" w:hAnsi="Arial" w:eastAsia="Yu Gothic"/>
+                <w:b/>
+                <w:i w:val="0"/>
+                <w:color w:val="111827"/>
+                <w:sz w:val="24"/>
+              </w:rPr>
+              <w:t xml:space="preserve"> Not satisfied   </w:t>
+            </w:r>
+            <w:sdt>
+              <w:sdtPr>
+                <w:alias w:val="L30-BAS checkbox"/>
+                <w:tag w:val="L30-BAS-checkbox"/>
+                <w:id w:val="1000055"/>
+                <w14:checkbox>
+                  <w14:checked w14:val="0"/>
+                  <w14:checkedState w14:val="2612" w14:font="Segoe UI Symbol"/>
+                  <w14:uncheckedState w14:val="2610" w14:font="Segoe UI Symbol"/>
+                </w14:checkbox>
+              </w:sdtPr>
+              <w:sdtContent>
+                <w:r>
+                  <w:rPr>
+                    <w:rFonts w:ascii="Segoe UI Symbol" w:hAnsi="Segoe UI Symbol" w:eastAsia="Segoe UI Symbol" w:cs="Segoe UI Symbol"/>
+                    <w:b/>
+                    <w:i w:val="0"/>
+                    <w:color w:val="111827"/>
+                    <w:sz w:val="24"/>
+                  </w:rPr>
+                  <w:t>☐</w:t>
+                </w:r>
+              </w:sdtContent>
+            </w:sdt>
+            <w:r>
+              <w:rPr>
+                <w:rFonts w:ascii="Arial" w:hAnsi="Arial" w:eastAsia="Yu Gothic"/>
+                <w:b/>
+                <w:i w:val="0"/>
+                <w:color w:val="111827"/>
+                <w:sz w:val="24"/>
+              </w:rPr>
+              <w:t xml:space="preserve"> Not verifiable</w:t>
             </w:r>
           </w:p>
         </w:tc>
@@ -2086,7 +2290,109 @@
                 <w:color w:val="111827"/>
                 <w:sz w:val="24"/>
               </w:rPr>
-              <w:t>Result: □ Satisfied   □ Not satisfied   □ Not verifiable</w:t>
+              <w:t xml:space="preserve">Result: </w:t>
+            </w:r>
+            <w:sdt>
+              <w:sdtPr>
+                <w:alias w:val="L30-BAS checkbox"/>
+                <w:tag w:val="L30-BAS-checkbox"/>
+                <w:id w:val="1000056"/>
+                <w14:checkbox>
+                  <w14:checked w14:val="0"/>
+                  <w14:checkedState w14:val="2612" w14:font="Segoe UI Symbol"/>
+                  <w14:uncheckedState w14:val="2610" w14:font="Segoe UI Symbol"/>
+                </w14:checkbox>
+              </w:sdtPr>
+              <w:sdtContent>
+                <w:r>
+                  <w:rPr>
+                    <w:rFonts w:ascii="Segoe UI Symbol" w:hAnsi="Segoe UI Symbol" w:eastAsia="Segoe UI Symbol" w:cs="Segoe UI Symbol"/>
+                    <w:b/>
+                    <w:i w:val="0"/>
+                    <w:color w:val="111827"/>
+                    <w:sz w:val="24"/>
+                  </w:rPr>
+                  <w:t>☐</w:t>
+                </w:r>
+              </w:sdtContent>
+            </w:sdt>
+            <w:r>
+              <w:rPr>
+                <w:rFonts w:ascii="Arial" w:hAnsi="Arial" w:eastAsia="Yu Gothic"/>
+                <w:b/>
+                <w:i w:val="0"/>
+                <w:color w:val="111827"/>
+                <w:sz w:val="24"/>
+              </w:rPr>
+              <w:t xml:space="preserve"> Satisfied   </w:t>
+            </w:r>
+            <w:sdt>
+              <w:sdtPr>
+                <w:alias w:val="L30-BAS checkbox"/>
+                <w:tag w:val="L30-BAS-checkbox"/>
+                <w:id w:val="1000057"/>
+                <w14:checkbox>
+                  <w14:checked w14:val="0"/>
+                  <w14:checkedState w14:val="2612" w14:font="Segoe UI Symbol"/>
+                  <w14:uncheckedState w14:val="2610" w14:font="Segoe UI Symbol"/>
+                </w14:checkbox>
+              </w:sdtPr>
+              <w:sdtContent>
+                <w:r>
+                  <w:rPr>
+                    <w:rFonts w:ascii="Segoe UI Symbol" w:hAnsi="Segoe UI Symbol" w:eastAsia="Segoe UI Symbol" w:cs="Segoe UI Symbol"/>
+                    <w:b/>
+                    <w:i w:val="0"/>
+                    <w:color w:val="111827"/>
+                    <w:sz w:val="24"/>
+                  </w:rPr>
+                  <w:t>☐</w:t>
+                </w:r>
+              </w:sdtContent>
+            </w:sdt>
+            <w:r>
+              <w:rPr>
+                <w:rFonts w:ascii="Arial" w:hAnsi="Arial" w:eastAsia="Yu Gothic"/>
+                <w:b/>
+                <w:i w:val="0"/>
+                <w:color w:val="111827"/>
+                <w:sz w:val="24"/>
+              </w:rPr>
+              <w:t xml:space="preserve"> Not satisfied   </w:t>
+            </w:r>
+            <w:sdt>
+              <w:sdtPr>
+                <w:alias w:val="L30-BAS checkbox"/>
+                <w:tag w:val="L30-BAS-checkbox"/>
+                <w:id w:val="1000058"/>
+                <w14:checkbox>
+                  <w14:checked w14:val="0"/>
+                  <w14:checkedState w14:val="2612" w14:font="Segoe UI Symbol"/>
+                  <w14:uncheckedState w14:val="2610" w14:font="Segoe UI Symbol"/>
+                </w14:checkbox>
+              </w:sdtPr>
+              <w:sdtContent>
+                <w:r>
+                  <w:rPr>
+                    <w:rFonts w:ascii="Segoe UI Symbol" w:hAnsi="Segoe UI Symbol" w:eastAsia="Segoe UI Symbol" w:cs="Segoe UI Symbol"/>
+                    <w:b/>
+                    <w:i w:val="0"/>
+                    <w:color w:val="111827"/>
+                    <w:sz w:val="24"/>
+                  </w:rPr>
+                  <w:t>☐</w:t>
+                </w:r>
+              </w:sdtContent>
+            </w:sdt>
+            <w:r>
+              <w:rPr>
+                <w:rFonts w:ascii="Arial" w:hAnsi="Arial" w:eastAsia="Yu Gothic"/>
+                <w:b/>
+                <w:i w:val="0"/>
+                <w:color w:val="111827"/>
+                <w:sz w:val="24"/>
+              </w:rPr>
+              <w:t xml:space="preserve"> Not verifiable</w:t>
             </w:r>
           </w:p>
         </w:tc>
@@ -2270,7 +2576,109 @@
                 <w:color w:val="111827"/>
                 <w:sz w:val="24"/>
               </w:rPr>
-              <w:t>Result: □ Satisfied   □ Not satisfied   □ Not verifiable</w:t>
+              <w:t xml:space="preserve">Result: </w:t>
+            </w:r>
+            <w:sdt>
+              <w:sdtPr>
+                <w:alias w:val="L30-BAS checkbox"/>
+                <w:tag w:val="L30-BAS-checkbox"/>
+                <w:id w:val="1000059"/>
+                <w14:checkbox>
+                  <w14:checked w14:val="0"/>
+                  <w14:checkedState w14:val="2612" w14:font="Segoe UI Symbol"/>
+                  <w14:uncheckedState w14:val="2610" w14:font="Segoe UI Symbol"/>
+                </w14:checkbox>
+              </w:sdtPr>
+              <w:sdtContent>
+                <w:r>
+                  <w:rPr>
+                    <w:rFonts w:ascii="Segoe UI Symbol" w:hAnsi="Segoe UI Symbol" w:eastAsia="Segoe UI Symbol" w:cs="Segoe UI Symbol"/>
+                    <w:b/>
+                    <w:i w:val="0"/>
+                    <w:color w:val="111827"/>
+                    <w:sz w:val="24"/>
+                  </w:rPr>
+                  <w:t>☐</w:t>
+                </w:r>
+              </w:sdtContent>
+            </w:sdt>
+            <w:r>
+              <w:rPr>
+                <w:rFonts w:ascii="Arial" w:hAnsi="Arial" w:eastAsia="Yu Gothic"/>
+                <w:b/>
+                <w:i w:val="0"/>
+                <w:color w:val="111827"/>
+                <w:sz w:val="24"/>
+              </w:rPr>
+              <w:t xml:space="preserve"> Satisfied   </w:t>
+            </w:r>
+            <w:sdt>
+              <w:sdtPr>
+                <w:alias w:val="L30-BAS checkbox"/>
+                <w:tag w:val="L30-BAS-checkbox"/>
+                <w:id w:val="1000060"/>
+                <w14:checkbox>
+                  <w14:checked w14:val="0"/>
+                  <w14:checkedState w14:val="2612" w14:font="Segoe UI Symbol"/>
+                  <w14:uncheckedState w14:val="2610" w14:font="Segoe UI Symbol"/>
+                </w14:checkbox>
+              </w:sdtPr>
+              <w:sdtContent>
+                <w:r>
+                  <w:rPr>
+                    <w:rFonts w:ascii="Segoe UI Symbol" w:hAnsi="Segoe UI Symbol" w:eastAsia="Segoe UI Symbol" w:cs="Segoe UI Symbol"/>
+                    <w:b/>
+                    <w:i w:val="0"/>
+                    <w:color w:val="111827"/>
+                    <w:sz w:val="24"/>
+                  </w:rPr>
+                  <w:t>☐</w:t>
+                </w:r>
+              </w:sdtContent>
+            </w:sdt>
+            <w:r>
+              <w:rPr>
+                <w:rFonts w:ascii="Arial" w:hAnsi="Arial" w:eastAsia="Yu Gothic"/>
+                <w:b/>
+                <w:i w:val="0"/>
+                <w:color w:val="111827"/>
+                <w:sz w:val="24"/>
+              </w:rPr>
+              <w:t xml:space="preserve"> Not satisfied   </w:t>
+            </w:r>
+            <w:sdt>
+              <w:sdtPr>
+                <w:alias w:val="L30-BAS checkbox"/>
+                <w:tag w:val="L30-BAS-checkbox"/>
+                <w:id w:val="1000061"/>
+                <w14:checkbox>
+                  <w14:checked w14:val="0"/>
+                  <w14:checkedState w14:val="2612" w14:font="Segoe UI Symbol"/>
+                  <w14:uncheckedState w14:val="2610" w14:font="Segoe UI Symbol"/>
+                </w14:checkbox>
+              </w:sdtPr>
+              <w:sdtContent>
+                <w:r>
+                  <w:rPr>
+                    <w:rFonts w:ascii="Segoe UI Symbol" w:hAnsi="Segoe UI Symbol" w:eastAsia="Segoe UI Symbol" w:cs="Segoe UI Symbol"/>
+                    <w:b/>
+                    <w:i w:val="0"/>
+                    <w:color w:val="111827"/>
+                    <w:sz w:val="24"/>
+                  </w:rPr>
+                  <w:t>☐</w:t>
+                </w:r>
+              </w:sdtContent>
+            </w:sdt>
+            <w:r>
+              <w:rPr>
+                <w:rFonts w:ascii="Arial" w:hAnsi="Arial" w:eastAsia="Yu Gothic"/>
+                <w:b/>
+                <w:i w:val="0"/>
+                <w:color w:val="111827"/>
+                <w:sz w:val="24"/>
+              </w:rPr>
+              <w:t xml:space="preserve"> Not verifiable</w:t>
             </w:r>
           </w:p>
         </w:tc>
@@ -2334,6 +2742,30 @@
             <w:r>
               <w:br/>
             </w:r>
+            <w:sdt>
+              <w:sdtPr>
+                <w:alias w:val="L30-BAS checkbox"/>
+                <w:tag w:val="L30-BAS-checkbox"/>
+                <w:id w:val="1000062"/>
+                <w14:checkbox>
+                  <w14:checked w14:val="0"/>
+                  <w14:checkedState w14:val="2612" w14:font="Segoe UI Symbol"/>
+                  <w14:uncheckedState w14:val="2610" w14:font="Segoe UI Symbol"/>
+                </w14:checkbox>
+              </w:sdtPr>
+              <w:sdtContent>
+                <w:r>
+                  <w:rPr>
+                    <w:rFonts w:ascii="Segoe UI Symbol" w:hAnsi="Segoe UI Symbol" w:eastAsia="Segoe UI Symbol" w:cs="Segoe UI Symbol"/>
+                    <w:b w:val="0"/>
+                    <w:i w:val="0"/>
+                    <w:color w:val="111827"/>
+                    <w:sz w:val="24"/>
+                  </w:rPr>
+                  <w:t>☐</w:t>
+                </w:r>
+              </w:sdtContent>
+            </w:sdt>
             <w:r>
               <w:rPr>
                 <w:rFonts w:ascii="Arial" w:hAnsi="Arial" w:eastAsia="Yu Gothic"/>
@@ -2342,11 +2774,35 @@
                 <w:color w:val="111827"/>
                 <w:sz w:val="24"/>
               </w:rPr>
-              <w:t>□ Valid</w:t>
+              <w:t xml:space="preserve"> Valid</w:t>
             </w:r>
             <w:r>
               <w:br/>
             </w:r>
+            <w:sdt>
+              <w:sdtPr>
+                <w:alias w:val="L30-BAS checkbox"/>
+                <w:tag w:val="L30-BAS-checkbox"/>
+                <w:id w:val="1000063"/>
+                <w14:checkbox>
+                  <w14:checked w14:val="0"/>
+                  <w14:checkedState w14:val="2612" w14:font="Segoe UI Symbol"/>
+                  <w14:uncheckedState w14:val="2610" w14:font="Segoe UI Symbol"/>
+                </w14:checkbox>
+              </w:sdtPr>
+              <w:sdtContent>
+                <w:r>
+                  <w:rPr>
+                    <w:rFonts w:ascii="Segoe UI Symbol" w:hAnsi="Segoe UI Symbol" w:eastAsia="Segoe UI Symbol" w:cs="Segoe UI Symbol"/>
+                    <w:b w:val="0"/>
+                    <w:i w:val="0"/>
+                    <w:color w:val="111827"/>
+                    <w:sz w:val="24"/>
+                  </w:rPr>
+                  <w:t>☐</w:t>
+                </w:r>
+              </w:sdtContent>
+            </w:sdt>
             <w:r>
               <w:rPr>
                 <w:rFonts w:ascii="Arial" w:hAnsi="Arial" w:eastAsia="Yu Gothic"/>
@@ -2355,11 +2811,35 @@
                 <w:color w:val="111827"/>
                 <w:sz w:val="24"/>
               </w:rPr>
-              <w:t>□ Invalid</w:t>
+              <w:t xml:space="preserve"> Invalid</w:t>
             </w:r>
             <w:r>
               <w:br/>
             </w:r>
+            <w:sdt>
+              <w:sdtPr>
+                <w:alias w:val="L30-BAS checkbox"/>
+                <w:tag w:val="L30-BAS-checkbox"/>
+                <w:id w:val="1000064"/>
+                <w14:checkbox>
+                  <w14:checked w14:val="0"/>
+                  <w14:checkedState w14:val="2612" w14:font="Segoe UI Symbol"/>
+                  <w14:uncheckedState w14:val="2610" w14:font="Segoe UI Symbol"/>
+                </w14:checkbox>
+              </w:sdtPr>
+              <w:sdtContent>
+                <w:r>
+                  <w:rPr>
+                    <w:rFonts w:ascii="Segoe UI Symbol" w:hAnsi="Segoe UI Symbol" w:eastAsia="Segoe UI Symbol" w:cs="Segoe UI Symbol"/>
+                    <w:b w:val="0"/>
+                    <w:i w:val="0"/>
+                    <w:color w:val="111827"/>
+                    <w:sz w:val="24"/>
+                  </w:rPr>
+                  <w:t>☐</w:t>
+                </w:r>
+              </w:sdtContent>
+            </w:sdt>
             <w:r>
               <w:rPr>
                 <w:rFonts w:ascii="Arial" w:hAnsi="Arial" w:eastAsia="Yu Gothic"/>
@@ -2368,7 +2848,7 @@
                 <w:color w:val="111827"/>
                 <w:sz w:val="24"/>
               </w:rPr>
-              <w:t>□ Invalid (Not Verifiable)</w:t>
+              <w:t xml:space="preserve"> Invalid (Not Verifiable)</w:t>
             </w:r>
           </w:p>
         </w:tc>
@@ -3075,7 +3555,143 @@
                 <w:color w:val="111827"/>
                 <w:sz w:val="24"/>
               </w:rPr>
-              <w:t>Result: □ OK   □ Concern   □ Critical   □ Not verifiable</w:t>
+              <w:t xml:space="preserve">Result: </w:t>
+            </w:r>
+            <w:sdt>
+              <w:sdtPr>
+                <w:alias w:val="L30-BAS checkbox"/>
+                <w:tag w:val="L30-BAS-checkbox"/>
+                <w:id w:val="1000065"/>
+                <w14:checkbox>
+                  <w14:checked w14:val="0"/>
+                  <w14:checkedState w14:val="2612" w14:font="Segoe UI Symbol"/>
+                  <w14:uncheckedState w14:val="2610" w14:font="Segoe UI Symbol"/>
+                </w14:checkbox>
+              </w:sdtPr>
+              <w:sdtContent>
+                <w:r>
+                  <w:rPr>
+                    <w:rFonts w:ascii="Segoe UI Symbol" w:hAnsi="Segoe UI Symbol" w:eastAsia="Segoe UI Symbol" w:cs="Segoe UI Symbol"/>
+                    <w:b/>
+                    <w:i w:val="0"/>
+                    <w:color w:val="111827"/>
+                    <w:sz w:val="24"/>
+                  </w:rPr>
+                  <w:t>☐</w:t>
+                </w:r>
+              </w:sdtContent>
+            </w:sdt>
+            <w:r>
+              <w:rPr>
+                <w:rFonts w:ascii="Arial" w:hAnsi="Arial" w:eastAsia="Yu Gothic"/>
+                <w:b/>
+                <w:i w:val="0"/>
+                <w:color w:val="111827"/>
+                <w:sz w:val="24"/>
+              </w:rPr>
+              <w:t xml:space="preserve"> OK   </w:t>
+            </w:r>
+            <w:sdt>
+              <w:sdtPr>
+                <w:alias w:val="L30-BAS checkbox"/>
+                <w:tag w:val="L30-BAS-checkbox"/>
+                <w:id w:val="1000066"/>
+                <w14:checkbox>
+                  <w14:checked w14:val="0"/>
+                  <w14:checkedState w14:val="2612" w14:font="Segoe UI Symbol"/>
+                  <w14:uncheckedState w14:val="2610" w14:font="Segoe UI Symbol"/>
+                </w14:checkbox>
+              </w:sdtPr>
+              <w:sdtContent>
+                <w:r>
+                  <w:rPr>
+                    <w:rFonts w:ascii="Segoe UI Symbol" w:hAnsi="Segoe UI Symbol" w:eastAsia="Segoe UI Symbol" w:cs="Segoe UI Symbol"/>
+                    <w:b/>
+                    <w:i w:val="0"/>
+                    <w:color w:val="111827"/>
+                    <w:sz w:val="24"/>
+                  </w:rPr>
+                  <w:t>☐</w:t>
+                </w:r>
+              </w:sdtContent>
+            </w:sdt>
+            <w:r>
+              <w:rPr>
+                <w:rFonts w:ascii="Arial" w:hAnsi="Arial" w:eastAsia="Yu Gothic"/>
+                <w:b/>
+                <w:i w:val="0"/>
+                <w:color w:val="111827"/>
+                <w:sz w:val="24"/>
+              </w:rPr>
+              <w:t xml:space="preserve"> Concern   </w:t>
+            </w:r>
+            <w:sdt>
+              <w:sdtPr>
+                <w:alias w:val="L30-BAS checkbox"/>
+                <w:tag w:val="L30-BAS-checkbox"/>
+                <w:id w:val="1000067"/>
+                <w14:checkbox>
+                  <w14:checked w14:val="0"/>
+                  <w14:checkedState w14:val="2612" w14:font="Segoe UI Symbol"/>
+                  <w14:uncheckedState w14:val="2610" w14:font="Segoe UI Symbol"/>
+                </w14:checkbox>
+              </w:sdtPr>
+              <w:sdtContent>
+                <w:r>
+                  <w:rPr>
+                    <w:rFonts w:ascii="Segoe UI Symbol" w:hAnsi="Segoe UI Symbol" w:eastAsia="Segoe UI Symbol" w:cs="Segoe UI Symbol"/>
+                    <w:b/>
+                    <w:i w:val="0"/>
+                    <w:color w:val="111827"/>
+                    <w:sz w:val="24"/>
+                  </w:rPr>
+                  <w:t>☐</w:t>
+                </w:r>
+              </w:sdtContent>
+            </w:sdt>
+            <w:r>
+              <w:rPr>
+                <w:rFonts w:ascii="Arial" w:hAnsi="Arial" w:eastAsia="Yu Gothic"/>
+                <w:b/>
+                <w:i w:val="0"/>
+                <w:color w:val="111827"/>
+                <w:sz w:val="24"/>
+              </w:rPr>
+              <w:t xml:space="preserve"> Critical   </w:t>
+            </w:r>
+            <w:sdt>
+              <w:sdtPr>
+                <w:alias w:val="L30-BAS checkbox"/>
+                <w:tag w:val="L30-BAS-checkbox"/>
+                <w:id w:val="1000068"/>
+                <w14:checkbox>
+                  <w14:checked w14:val="0"/>
+                  <w14:checkedState w14:val="2612" w14:font="Segoe UI Symbol"/>
+                  <w14:uncheckedState w14:val="2610" w14:font="Segoe UI Symbol"/>
+                </w14:checkbox>
+              </w:sdtPr>
+              <w:sdtContent>
+                <w:r>
+                  <w:rPr>
+                    <w:rFonts w:ascii="Segoe UI Symbol" w:hAnsi="Segoe UI Symbol" w:eastAsia="Segoe UI Symbol" w:cs="Segoe UI Symbol"/>
+                    <w:b/>
+                    <w:i w:val="0"/>
+                    <w:color w:val="111827"/>
+                    <w:sz w:val="24"/>
+                  </w:rPr>
+                  <w:t>☐</w:t>
+                </w:r>
+              </w:sdtContent>
+            </w:sdt>
+            <w:r>
+              <w:rPr>
+                <w:rFonts w:ascii="Arial" w:hAnsi="Arial" w:eastAsia="Yu Gothic"/>
+                <w:b/>
+                <w:i w:val="0"/>
+                <w:color w:val="111827"/>
+                <w:sz w:val="24"/>
+              </w:rPr>
+              <w:t xml:space="preserve"> Not verifiable</w:t>
             </w:r>
           </w:p>
         </w:tc>
@@ -3705,7 +4321,143 @@
                 <w:color w:val="111827"/>
                 <w:sz w:val="24"/>
               </w:rPr>
-              <w:t>Result: □ OK   □ Concern   □ Critical   □ Not verifiable</w:t>
+              <w:t xml:space="preserve">Result: </w:t>
+            </w:r>
+            <w:sdt>
+              <w:sdtPr>
+                <w:alias w:val="L30-BAS checkbox"/>
+                <w:tag w:val="L30-BAS-checkbox"/>
+                <w:id w:val="1000069"/>
+                <w14:checkbox>
+                  <w14:checked w14:val="0"/>
+                  <w14:checkedState w14:val="2612" w14:font="Segoe UI Symbol"/>
+                  <w14:uncheckedState w14:val="2610" w14:font="Segoe UI Symbol"/>
+                </w14:checkbox>
+              </w:sdtPr>
+              <w:sdtContent>
+                <w:r>
+                  <w:rPr>
+                    <w:rFonts w:ascii="Segoe UI Symbol" w:hAnsi="Segoe UI Symbol" w:eastAsia="Segoe UI Symbol" w:cs="Segoe UI Symbol"/>
+                    <w:b/>
+                    <w:i w:val="0"/>
+                    <w:color w:val="111827"/>
+                    <w:sz w:val="24"/>
+                  </w:rPr>
+                  <w:t>☐</w:t>
+                </w:r>
+              </w:sdtContent>
+            </w:sdt>
+            <w:r>
+              <w:rPr>
+                <w:rFonts w:ascii="Arial" w:hAnsi="Arial" w:eastAsia="Yu Gothic"/>
+                <w:b/>
+                <w:i w:val="0"/>
+                <w:color w:val="111827"/>
+                <w:sz w:val="24"/>
+              </w:rPr>
+              <w:t xml:space="preserve"> OK   </w:t>
+            </w:r>
+            <w:sdt>
+              <w:sdtPr>
+                <w:alias w:val="L30-BAS checkbox"/>
+                <w:tag w:val="L30-BAS-checkbox"/>
+                <w:id w:val="1000070"/>
+                <w14:checkbox>
+                  <w14:checked w14:val="0"/>
+                  <w14:checkedState w14:val="2612" w14:font="Segoe UI Symbol"/>
+                  <w14:uncheckedState w14:val="2610" w14:font="Segoe UI Symbol"/>
+                </w14:checkbox>
+              </w:sdtPr>
+              <w:sdtContent>
+                <w:r>
+                  <w:rPr>
+                    <w:rFonts w:ascii="Segoe UI Symbol" w:hAnsi="Segoe UI Symbol" w:eastAsia="Segoe UI Symbol" w:cs="Segoe UI Symbol"/>
+                    <w:b/>
+                    <w:i w:val="0"/>
+                    <w:color w:val="111827"/>
+                    <w:sz w:val="24"/>
+                  </w:rPr>
+                  <w:t>☐</w:t>
+                </w:r>
+              </w:sdtContent>
+            </w:sdt>
+            <w:r>
+              <w:rPr>
+                <w:rFonts w:ascii="Arial" w:hAnsi="Arial" w:eastAsia="Yu Gothic"/>
+                <w:b/>
+                <w:i w:val="0"/>
+                <w:color w:val="111827"/>
+                <w:sz w:val="24"/>
+              </w:rPr>
+              <w:t xml:space="preserve"> Concern   </w:t>
+            </w:r>
+            <w:sdt>
+              <w:sdtPr>
+                <w:alias w:val="L30-BAS checkbox"/>
+                <w:tag w:val="L30-BAS-checkbox"/>
+                <w:id w:val="1000071"/>
+                <w14:checkbox>
+                  <w14:checked w14:val="0"/>
+                  <w14:checkedState w14:val="2612" w14:font="Segoe UI Symbol"/>
+                  <w14:uncheckedState w14:val="2610" w14:font="Segoe UI Symbol"/>
+                </w14:checkbox>
+              </w:sdtPr>
+              <w:sdtContent>
+                <w:r>
+                  <w:rPr>
+                    <w:rFonts w:ascii="Segoe UI Symbol" w:hAnsi="Segoe UI Symbol" w:eastAsia="Segoe UI Symbol" w:cs="Segoe UI Symbol"/>
+                    <w:b/>
+                    <w:i w:val="0"/>
+                    <w:color w:val="111827"/>
+                    <w:sz w:val="24"/>
+                  </w:rPr>
+                  <w:t>☐</w:t>
+                </w:r>
+              </w:sdtContent>
+            </w:sdt>
+            <w:r>
+              <w:rPr>
+                <w:rFonts w:ascii="Arial" w:hAnsi="Arial" w:eastAsia="Yu Gothic"/>
+                <w:b/>
+                <w:i w:val="0"/>
+                <w:color w:val="111827"/>
+                <w:sz w:val="24"/>
+              </w:rPr>
+              <w:t xml:space="preserve"> Critical   </w:t>
+            </w:r>
+            <w:sdt>
+              <w:sdtPr>
+                <w:alias w:val="L30-BAS checkbox"/>
+                <w:tag w:val="L30-BAS-checkbox"/>
+                <w:id w:val="1000072"/>
+                <w14:checkbox>
+                  <w14:checked w14:val="0"/>
+                  <w14:checkedState w14:val="2612" w14:font="Segoe UI Symbol"/>
+                  <w14:uncheckedState w14:val="2610" w14:font="Segoe UI Symbol"/>
+                </w14:checkbox>
+              </w:sdtPr>
+              <w:sdtContent>
+                <w:r>
+                  <w:rPr>
+                    <w:rFonts w:ascii="Segoe UI Symbol" w:hAnsi="Segoe UI Symbol" w:eastAsia="Segoe UI Symbol" w:cs="Segoe UI Symbol"/>
+                    <w:b/>
+                    <w:i w:val="0"/>
+                    <w:color w:val="111827"/>
+                    <w:sz w:val="24"/>
+                  </w:rPr>
+                  <w:t>☐</w:t>
+                </w:r>
+              </w:sdtContent>
+            </w:sdt>
+            <w:r>
+              <w:rPr>
+                <w:rFonts w:ascii="Arial" w:hAnsi="Arial" w:eastAsia="Yu Gothic"/>
+                <w:b/>
+                <w:i w:val="0"/>
+                <w:color w:val="111827"/>
+                <w:sz w:val="24"/>
+              </w:rPr>
+              <w:t xml:space="preserve"> Not verifiable</w:t>
             </w:r>
           </w:p>
         </w:tc>
@@ -4335,7 +5087,143 @@
                 <w:color w:val="111827"/>
                 <w:sz w:val="24"/>
               </w:rPr>
-              <w:t>Result: □ OK   □ Concern   □ Critical   □ Not verifiable</w:t>
+              <w:t xml:space="preserve">Result: </w:t>
+            </w:r>
+            <w:sdt>
+              <w:sdtPr>
+                <w:alias w:val="L30-BAS checkbox"/>
+                <w:tag w:val="L30-BAS-checkbox"/>
+                <w:id w:val="1000073"/>
+                <w14:checkbox>
+                  <w14:checked w14:val="0"/>
+                  <w14:checkedState w14:val="2612" w14:font="Segoe UI Symbol"/>
+                  <w14:uncheckedState w14:val="2610" w14:font="Segoe UI Symbol"/>
+                </w14:checkbox>
+              </w:sdtPr>
+              <w:sdtContent>
+                <w:r>
+                  <w:rPr>
+                    <w:rFonts w:ascii="Segoe UI Symbol" w:hAnsi="Segoe UI Symbol" w:eastAsia="Segoe UI Symbol" w:cs="Segoe UI Symbol"/>
+                    <w:b/>
+                    <w:i w:val="0"/>
+                    <w:color w:val="111827"/>
+                    <w:sz w:val="24"/>
+                  </w:rPr>
+                  <w:t>☐</w:t>
+                </w:r>
+              </w:sdtContent>
+            </w:sdt>
+            <w:r>
+              <w:rPr>
+                <w:rFonts w:ascii="Arial" w:hAnsi="Arial" w:eastAsia="Yu Gothic"/>
+                <w:b/>
+                <w:i w:val="0"/>
+                <w:color w:val="111827"/>
+                <w:sz w:val="24"/>
+              </w:rPr>
+              <w:t xml:space="preserve"> OK   </w:t>
+            </w:r>
+            <w:sdt>
+              <w:sdtPr>
+                <w:alias w:val="L30-BAS checkbox"/>
+                <w:tag w:val="L30-BAS-checkbox"/>
+                <w:id w:val="1000074"/>
+                <w14:checkbox>
+                  <w14:checked w14:val="0"/>
+                  <w14:checkedState w14:val="2612" w14:font="Segoe UI Symbol"/>
+                  <w14:uncheckedState w14:val="2610" w14:font="Segoe UI Symbol"/>
+                </w14:checkbox>
+              </w:sdtPr>
+              <w:sdtContent>
+                <w:r>
+                  <w:rPr>
+                    <w:rFonts w:ascii="Segoe UI Symbol" w:hAnsi="Segoe UI Symbol" w:eastAsia="Segoe UI Symbol" w:cs="Segoe UI Symbol"/>
+                    <w:b/>
+                    <w:i w:val="0"/>
+                    <w:color w:val="111827"/>
+                    <w:sz w:val="24"/>
+                  </w:rPr>
+                  <w:t>☐</w:t>
+                </w:r>
+              </w:sdtContent>
+            </w:sdt>
+            <w:r>
+              <w:rPr>
+                <w:rFonts w:ascii="Arial" w:hAnsi="Arial" w:eastAsia="Yu Gothic"/>
+                <w:b/>
+                <w:i w:val="0"/>
+                <w:color w:val="111827"/>
+                <w:sz w:val="24"/>
+              </w:rPr>
+              <w:t xml:space="preserve"> Concern   </w:t>
+            </w:r>
+            <w:sdt>
+              <w:sdtPr>
+                <w:alias w:val="L30-BAS checkbox"/>
+                <w:tag w:val="L30-BAS-checkbox"/>
+                <w:id w:val="1000075"/>
+                <w14:checkbox>
+                  <w14:checked w14:val="0"/>
+                  <w14:checkedState w14:val="2612" w14:font="Segoe UI Symbol"/>
+                  <w14:uncheckedState w14:val="2610" w14:font="Segoe UI Symbol"/>
+                </w14:checkbox>
+              </w:sdtPr>
+              <w:sdtContent>
+                <w:r>
+                  <w:rPr>
+                    <w:rFonts w:ascii="Segoe UI Symbol" w:hAnsi="Segoe UI Symbol" w:eastAsia="Segoe UI Symbol" w:cs="Segoe UI Symbol"/>
+                    <w:b/>
+                    <w:i w:val="0"/>
+                    <w:color w:val="111827"/>
+                    <w:sz w:val="24"/>
+                  </w:rPr>
+                  <w:t>☐</w:t>
+                </w:r>
+              </w:sdtContent>
+            </w:sdt>
+            <w:r>
+              <w:rPr>
+                <w:rFonts w:ascii="Arial" w:hAnsi="Arial" w:eastAsia="Yu Gothic"/>
+                <w:b/>
+                <w:i w:val="0"/>
+                <w:color w:val="111827"/>
+                <w:sz w:val="24"/>
+              </w:rPr>
+              <w:t xml:space="preserve"> Critical   </w:t>
+            </w:r>
+            <w:sdt>
+              <w:sdtPr>
+                <w:alias w:val="L30-BAS checkbox"/>
+                <w:tag w:val="L30-BAS-checkbox"/>
+                <w:id w:val="1000076"/>
+                <w14:checkbox>
+                  <w14:checked w14:val="0"/>
+                  <w14:checkedState w14:val="2612" w14:font="Segoe UI Symbol"/>
+                  <w14:uncheckedState w14:val="2610" w14:font="Segoe UI Symbol"/>
+                </w14:checkbox>
+              </w:sdtPr>
+              <w:sdtContent>
+                <w:r>
+                  <w:rPr>
+                    <w:rFonts w:ascii="Segoe UI Symbol" w:hAnsi="Segoe UI Symbol" w:eastAsia="Segoe UI Symbol" w:cs="Segoe UI Symbol"/>
+                    <w:b/>
+                    <w:i w:val="0"/>
+                    <w:color w:val="111827"/>
+                    <w:sz w:val="24"/>
+                  </w:rPr>
+                  <w:t>☐</w:t>
+                </w:r>
+              </w:sdtContent>
+            </w:sdt>
+            <w:r>
+              <w:rPr>
+                <w:rFonts w:ascii="Arial" w:hAnsi="Arial" w:eastAsia="Yu Gothic"/>
+                <w:b/>
+                <w:i w:val="0"/>
+                <w:color w:val="111827"/>
+                <w:sz w:val="24"/>
+              </w:rPr>
+              <w:t xml:space="preserve"> Not verifiable</w:t>
             </w:r>
           </w:p>
         </w:tc>
@@ -5023,7 +5911,143 @@
                 <w:color w:val="111827"/>
                 <w:sz w:val="24"/>
               </w:rPr>
-              <w:t>Result: □ OK   □ Concern   □ Critical   □ Not verifiable</w:t>
+              <w:t xml:space="preserve">Result: </w:t>
+            </w:r>
+            <w:sdt>
+              <w:sdtPr>
+                <w:alias w:val="L30-BAS checkbox"/>
+                <w:tag w:val="L30-BAS-checkbox"/>
+                <w:id w:val="1000077"/>
+                <w14:checkbox>
+                  <w14:checked w14:val="0"/>
+                  <w14:checkedState w14:val="2612" w14:font="Segoe UI Symbol"/>
+                  <w14:uncheckedState w14:val="2610" w14:font="Segoe UI Symbol"/>
+                </w14:checkbox>
+              </w:sdtPr>
+              <w:sdtContent>
+                <w:r>
+                  <w:rPr>
+                    <w:rFonts w:ascii="Segoe UI Symbol" w:hAnsi="Segoe UI Symbol" w:eastAsia="Segoe UI Symbol" w:cs="Segoe UI Symbol"/>
+                    <w:b/>
+                    <w:i w:val="0"/>
+                    <w:color w:val="111827"/>
+                    <w:sz w:val="24"/>
+                  </w:rPr>
+                  <w:t>☐</w:t>
+                </w:r>
+              </w:sdtContent>
+            </w:sdt>
+            <w:r>
+              <w:rPr>
+                <w:rFonts w:ascii="Arial" w:hAnsi="Arial" w:eastAsia="Yu Gothic"/>
+                <w:b/>
+                <w:i w:val="0"/>
+                <w:color w:val="111827"/>
+                <w:sz w:val="24"/>
+              </w:rPr>
+              <w:t xml:space="preserve"> OK   </w:t>
+            </w:r>
+            <w:sdt>
+              <w:sdtPr>
+                <w:alias w:val="L30-BAS checkbox"/>
+                <w:tag w:val="L30-BAS-checkbox"/>
+                <w:id w:val="1000078"/>
+                <w14:checkbox>
+                  <w14:checked w14:val="0"/>
+                  <w14:checkedState w14:val="2612" w14:font="Segoe UI Symbol"/>
+                  <w14:uncheckedState w14:val="2610" w14:font="Segoe UI Symbol"/>
+                </w14:checkbox>
+              </w:sdtPr>
+              <w:sdtContent>
+                <w:r>
+                  <w:rPr>
+                    <w:rFonts w:ascii="Segoe UI Symbol" w:hAnsi="Segoe UI Symbol" w:eastAsia="Segoe UI Symbol" w:cs="Segoe UI Symbol"/>
+                    <w:b/>
+                    <w:i w:val="0"/>
+                    <w:color w:val="111827"/>
+                    <w:sz w:val="24"/>
+                  </w:rPr>
+                  <w:t>☐</w:t>
+                </w:r>
+              </w:sdtContent>
+            </w:sdt>
+            <w:r>
+              <w:rPr>
+                <w:rFonts w:ascii="Arial" w:hAnsi="Arial" w:eastAsia="Yu Gothic"/>
+                <w:b/>
+                <w:i w:val="0"/>
+                <w:color w:val="111827"/>
+                <w:sz w:val="24"/>
+              </w:rPr>
+              <w:t xml:space="preserve"> Concern   </w:t>
+            </w:r>
+            <w:sdt>
+              <w:sdtPr>
+                <w:alias w:val="L30-BAS checkbox"/>
+                <w:tag w:val="L30-BAS-checkbox"/>
+                <w:id w:val="1000079"/>
+                <w14:checkbox>
+                  <w14:checked w14:val="0"/>
+                  <w14:checkedState w14:val="2612" w14:font="Segoe UI Symbol"/>
+                  <w14:uncheckedState w14:val="2610" w14:font="Segoe UI Symbol"/>
+                </w14:checkbox>
+              </w:sdtPr>
+              <w:sdtContent>
+                <w:r>
+                  <w:rPr>
+                    <w:rFonts w:ascii="Segoe UI Symbol" w:hAnsi="Segoe UI Symbol" w:eastAsia="Segoe UI Symbol" w:cs="Segoe UI Symbol"/>
+                    <w:b/>
+                    <w:i w:val="0"/>
+                    <w:color w:val="111827"/>
+                    <w:sz w:val="24"/>
+                  </w:rPr>
+                  <w:t>☐</w:t>
+                </w:r>
+              </w:sdtContent>
+            </w:sdt>
+            <w:r>
+              <w:rPr>
+                <w:rFonts w:ascii="Arial" w:hAnsi="Arial" w:eastAsia="Yu Gothic"/>
+                <w:b/>
+                <w:i w:val="0"/>
+                <w:color w:val="111827"/>
+                <w:sz w:val="24"/>
+              </w:rPr>
+              <w:t xml:space="preserve"> Critical   </w:t>
+            </w:r>
+            <w:sdt>
+              <w:sdtPr>
+                <w:alias w:val="L30-BAS checkbox"/>
+                <w:tag w:val="L30-BAS-checkbox"/>
+                <w:id w:val="1000080"/>
+                <w14:checkbox>
+                  <w14:checked w14:val="0"/>
+                  <w14:checkedState w14:val="2612" w14:font="Segoe UI Symbol"/>
+                  <w14:uncheckedState w14:val="2610" w14:font="Segoe UI Symbol"/>
+                </w14:checkbox>
+              </w:sdtPr>
+              <w:sdtContent>
+                <w:r>
+                  <w:rPr>
+                    <w:rFonts w:ascii="Segoe UI Symbol" w:hAnsi="Segoe UI Symbol" w:eastAsia="Segoe UI Symbol" w:cs="Segoe UI Symbol"/>
+                    <w:b/>
+                    <w:i w:val="0"/>
+                    <w:color w:val="111827"/>
+                    <w:sz w:val="24"/>
+                  </w:rPr>
+                  <w:t>☐</w:t>
+                </w:r>
+              </w:sdtContent>
+            </w:sdt>
+            <w:r>
+              <w:rPr>
+                <w:rFonts w:ascii="Arial" w:hAnsi="Arial" w:eastAsia="Yu Gothic"/>
+                <w:b/>
+                <w:i w:val="0"/>
+                <w:color w:val="111827"/>
+                <w:sz w:val="24"/>
+              </w:rPr>
+              <w:t xml:space="preserve"> Not verifiable</w:t>
             </w:r>
           </w:p>
         </w:tc>
@@ -5666,7 +6690,143 @@
                 <w:color w:val="111827"/>
                 <w:sz w:val="24"/>
               </w:rPr>
-              <w:t>Result: □ OK   □ Concern   □ Critical   □ Not verifiable</w:t>
+              <w:t xml:space="preserve">Result: </w:t>
+            </w:r>
+            <w:sdt>
+              <w:sdtPr>
+                <w:alias w:val="L30-BAS checkbox"/>
+                <w:tag w:val="L30-BAS-checkbox"/>
+                <w:id w:val="1000081"/>
+                <w14:checkbox>
+                  <w14:checked w14:val="0"/>
+                  <w14:checkedState w14:val="2612" w14:font="Segoe UI Symbol"/>
+                  <w14:uncheckedState w14:val="2610" w14:font="Segoe UI Symbol"/>
+                </w14:checkbox>
+              </w:sdtPr>
+              <w:sdtContent>
+                <w:r>
+                  <w:rPr>
+                    <w:rFonts w:ascii="Segoe UI Symbol" w:hAnsi="Segoe UI Symbol" w:eastAsia="Segoe UI Symbol" w:cs="Segoe UI Symbol"/>
+                    <w:b/>
+                    <w:i w:val="0"/>
+                    <w:color w:val="111827"/>
+                    <w:sz w:val="24"/>
+                  </w:rPr>
+                  <w:t>☐</w:t>
+                </w:r>
+              </w:sdtContent>
+            </w:sdt>
+            <w:r>
+              <w:rPr>
+                <w:rFonts w:ascii="Arial" w:hAnsi="Arial" w:eastAsia="Yu Gothic"/>
+                <w:b/>
+                <w:i w:val="0"/>
+                <w:color w:val="111827"/>
+                <w:sz w:val="24"/>
+              </w:rPr>
+              <w:t xml:space="preserve"> OK   </w:t>
+            </w:r>
+            <w:sdt>
+              <w:sdtPr>
+                <w:alias w:val="L30-BAS checkbox"/>
+                <w:tag w:val="L30-BAS-checkbox"/>
+                <w:id w:val="1000082"/>
+                <w14:checkbox>
+                  <w14:checked w14:val="0"/>
+                  <w14:checkedState w14:val="2612" w14:font="Segoe UI Symbol"/>
+                  <w14:uncheckedState w14:val="2610" w14:font="Segoe UI Symbol"/>
+                </w14:checkbox>
+              </w:sdtPr>
+              <w:sdtContent>
+                <w:r>
+                  <w:rPr>
+                    <w:rFonts w:ascii="Segoe UI Symbol" w:hAnsi="Segoe UI Symbol" w:eastAsia="Segoe UI Symbol" w:cs="Segoe UI Symbol"/>
+                    <w:b/>
+                    <w:i w:val="0"/>
+                    <w:color w:val="111827"/>
+                    <w:sz w:val="24"/>
+                  </w:rPr>
+                  <w:t>☐</w:t>
+                </w:r>
+              </w:sdtContent>
+            </w:sdt>
+            <w:r>
+              <w:rPr>
+                <w:rFonts w:ascii="Arial" w:hAnsi="Arial" w:eastAsia="Yu Gothic"/>
+                <w:b/>
+                <w:i w:val="0"/>
+                <w:color w:val="111827"/>
+                <w:sz w:val="24"/>
+              </w:rPr>
+              <w:t xml:space="preserve"> Concern   </w:t>
+            </w:r>
+            <w:sdt>
+              <w:sdtPr>
+                <w:alias w:val="L30-BAS checkbox"/>
+                <w:tag w:val="L30-BAS-checkbox"/>
+                <w:id w:val="1000083"/>
+                <w14:checkbox>
+                  <w14:checked w14:val="0"/>
+                  <w14:checkedState w14:val="2612" w14:font="Segoe UI Symbol"/>
+                  <w14:uncheckedState w14:val="2610" w14:font="Segoe UI Symbol"/>
+                </w14:checkbox>
+              </w:sdtPr>
+              <w:sdtContent>
+                <w:r>
+                  <w:rPr>
+                    <w:rFonts w:ascii="Segoe UI Symbol" w:hAnsi="Segoe UI Symbol" w:eastAsia="Segoe UI Symbol" w:cs="Segoe UI Symbol"/>
+                    <w:b/>
+                    <w:i w:val="0"/>
+                    <w:color w:val="111827"/>
+                    <w:sz w:val="24"/>
+                  </w:rPr>
+                  <w:t>☐</w:t>
+                </w:r>
+              </w:sdtContent>
+            </w:sdt>
+            <w:r>
+              <w:rPr>
+                <w:rFonts w:ascii="Arial" w:hAnsi="Arial" w:eastAsia="Yu Gothic"/>
+                <w:b/>
+                <w:i w:val="0"/>
+                <w:color w:val="111827"/>
+                <w:sz w:val="24"/>
+              </w:rPr>
+              <w:t xml:space="preserve"> Critical   </w:t>
+            </w:r>
+            <w:sdt>
+              <w:sdtPr>
+                <w:alias w:val="L30-BAS checkbox"/>
+                <w:tag w:val="L30-BAS-checkbox"/>
+                <w:id w:val="1000084"/>
+                <w14:checkbox>
+                  <w14:checked w14:val="0"/>
+                  <w14:checkedState w14:val="2612" w14:font="Segoe UI Symbol"/>
+                  <w14:uncheckedState w14:val="2610" w14:font="Segoe UI Symbol"/>
+                </w14:checkbox>
+              </w:sdtPr>
+              <w:sdtContent>
+                <w:r>
+                  <w:rPr>
+                    <w:rFonts w:ascii="Segoe UI Symbol" w:hAnsi="Segoe UI Symbol" w:eastAsia="Segoe UI Symbol" w:cs="Segoe UI Symbol"/>
+                    <w:b/>
+                    <w:i w:val="0"/>
+                    <w:color w:val="111827"/>
+                    <w:sz w:val="24"/>
+                  </w:rPr>
+                  <w:t>☐</w:t>
+                </w:r>
+              </w:sdtContent>
+            </w:sdt>
+            <w:r>
+              <w:rPr>
+                <w:rFonts w:ascii="Arial" w:hAnsi="Arial" w:eastAsia="Yu Gothic"/>
+                <w:b/>
+                <w:i w:val="0"/>
+                <w:color w:val="111827"/>
+                <w:sz w:val="24"/>
+              </w:rPr>
+              <w:t xml:space="preserve"> Not verifiable</w:t>
             </w:r>
           </w:p>
         </w:tc>
@@ -6296,7 +7456,143 @@
                 <w:color w:val="111827"/>
                 <w:sz w:val="24"/>
               </w:rPr>
-              <w:t>Result: □ OK   □ Concern   □ Critical   □ Not verifiable</w:t>
+              <w:t xml:space="preserve">Result: </w:t>
+            </w:r>
+            <w:sdt>
+              <w:sdtPr>
+                <w:alias w:val="L30-BAS checkbox"/>
+                <w:tag w:val="L30-BAS-checkbox"/>
+                <w:id w:val="1000085"/>
+                <w14:checkbox>
+                  <w14:checked w14:val="0"/>
+                  <w14:checkedState w14:val="2612" w14:font="Segoe UI Symbol"/>
+                  <w14:uncheckedState w14:val="2610" w14:font="Segoe UI Symbol"/>
+                </w14:checkbox>
+              </w:sdtPr>
+              <w:sdtContent>
+                <w:r>
+                  <w:rPr>
+                    <w:rFonts w:ascii="Segoe UI Symbol" w:hAnsi="Segoe UI Symbol" w:eastAsia="Segoe UI Symbol" w:cs="Segoe UI Symbol"/>
+                    <w:b/>
+                    <w:i w:val="0"/>
+                    <w:color w:val="111827"/>
+                    <w:sz w:val="24"/>
+                  </w:rPr>
+                  <w:t>☐</w:t>
+                </w:r>
+              </w:sdtContent>
+            </w:sdt>
+            <w:r>
+              <w:rPr>
+                <w:rFonts w:ascii="Arial" w:hAnsi="Arial" w:eastAsia="Yu Gothic"/>
+                <w:b/>
+                <w:i w:val="0"/>
+                <w:color w:val="111827"/>
+                <w:sz w:val="24"/>
+              </w:rPr>
+              <w:t xml:space="preserve"> OK   </w:t>
+            </w:r>
+            <w:sdt>
+              <w:sdtPr>
+                <w:alias w:val="L30-BAS checkbox"/>
+                <w:tag w:val="L30-BAS-checkbox"/>
+                <w:id w:val="1000086"/>
+                <w14:checkbox>
+                  <w14:checked w14:val="0"/>
+                  <w14:checkedState w14:val="2612" w14:font="Segoe UI Symbol"/>
+                  <w14:uncheckedState w14:val="2610" w14:font="Segoe UI Symbol"/>
+                </w14:checkbox>
+              </w:sdtPr>
+              <w:sdtContent>
+                <w:r>
+                  <w:rPr>
+                    <w:rFonts w:ascii="Segoe UI Symbol" w:hAnsi="Segoe UI Symbol" w:eastAsia="Segoe UI Symbol" w:cs="Segoe UI Symbol"/>
+                    <w:b/>
+                    <w:i w:val="0"/>
+                    <w:color w:val="111827"/>
+                    <w:sz w:val="24"/>
+                  </w:rPr>
+                  <w:t>☐</w:t>
+                </w:r>
+              </w:sdtContent>
+            </w:sdt>
+            <w:r>
+              <w:rPr>
+                <w:rFonts w:ascii="Arial" w:hAnsi="Arial" w:eastAsia="Yu Gothic"/>
+                <w:b/>
+                <w:i w:val="0"/>
+                <w:color w:val="111827"/>
+                <w:sz w:val="24"/>
+              </w:rPr>
+              <w:t xml:space="preserve"> Concern   </w:t>
+            </w:r>
+            <w:sdt>
+              <w:sdtPr>
+                <w:alias w:val="L30-BAS checkbox"/>
+                <w:tag w:val="L30-BAS-checkbox"/>
+                <w:id w:val="1000087"/>
+                <w14:checkbox>
+                  <w14:checked w14:val="0"/>
+                  <w14:checkedState w14:val="2612" w14:font="Segoe UI Symbol"/>
+                  <w14:uncheckedState w14:val="2610" w14:font="Segoe UI Symbol"/>
+                </w14:checkbox>
+              </w:sdtPr>
+              <w:sdtContent>
+                <w:r>
+                  <w:rPr>
+                    <w:rFonts w:ascii="Segoe UI Symbol" w:hAnsi="Segoe UI Symbol" w:eastAsia="Segoe UI Symbol" w:cs="Segoe UI Symbol"/>
+                    <w:b/>
+                    <w:i w:val="0"/>
+                    <w:color w:val="111827"/>
+                    <w:sz w:val="24"/>
+                  </w:rPr>
+                  <w:t>☐</w:t>
+                </w:r>
+              </w:sdtContent>
+            </w:sdt>
+            <w:r>
+              <w:rPr>
+                <w:rFonts w:ascii="Arial" w:hAnsi="Arial" w:eastAsia="Yu Gothic"/>
+                <w:b/>
+                <w:i w:val="0"/>
+                <w:color w:val="111827"/>
+                <w:sz w:val="24"/>
+              </w:rPr>
+              <w:t xml:space="preserve"> Critical   </w:t>
+            </w:r>
+            <w:sdt>
+              <w:sdtPr>
+                <w:alias w:val="L30-BAS checkbox"/>
+                <w:tag w:val="L30-BAS-checkbox"/>
+                <w:id w:val="1000088"/>
+                <w14:checkbox>
+                  <w14:checked w14:val="0"/>
+                  <w14:checkedState w14:val="2612" w14:font="Segoe UI Symbol"/>
+                  <w14:uncheckedState w14:val="2610" w14:font="Segoe UI Symbol"/>
+                </w14:checkbox>
+              </w:sdtPr>
+              <w:sdtContent>
+                <w:r>
+                  <w:rPr>
+                    <w:rFonts w:ascii="Segoe UI Symbol" w:hAnsi="Segoe UI Symbol" w:eastAsia="Segoe UI Symbol" w:cs="Segoe UI Symbol"/>
+                    <w:b/>
+                    <w:i w:val="0"/>
+                    <w:color w:val="111827"/>
+                    <w:sz w:val="24"/>
+                  </w:rPr>
+                  <w:t>☐</w:t>
+                </w:r>
+              </w:sdtContent>
+            </w:sdt>
+            <w:r>
+              <w:rPr>
+                <w:rFonts w:ascii="Arial" w:hAnsi="Arial" w:eastAsia="Yu Gothic"/>
+                <w:b/>
+                <w:i w:val="0"/>
+                <w:color w:val="111827"/>
+                <w:sz w:val="24"/>
+              </w:rPr>
+              <w:t xml:space="preserve"> Not verifiable</w:t>
             </w:r>
           </w:p>
         </w:tc>
@@ -6971,7 +8267,143 @@
                 <w:color w:val="111827"/>
                 <w:sz w:val="24"/>
               </w:rPr>
-              <w:t>Result: □ OK   □ Concern   □ Critical   □ Not verifiable</w:t>
+              <w:t xml:space="preserve">Result: </w:t>
+            </w:r>
+            <w:sdt>
+              <w:sdtPr>
+                <w:alias w:val="L30-BAS checkbox"/>
+                <w:tag w:val="L30-BAS-checkbox"/>
+                <w:id w:val="1000089"/>
+                <w14:checkbox>
+                  <w14:checked w14:val="0"/>
+                  <w14:checkedState w14:val="2612" w14:font="Segoe UI Symbol"/>
+                  <w14:uncheckedState w14:val="2610" w14:font="Segoe UI Symbol"/>
+                </w14:checkbox>
+              </w:sdtPr>
+              <w:sdtContent>
+                <w:r>
+                  <w:rPr>
+                    <w:rFonts w:ascii="Segoe UI Symbol" w:hAnsi="Segoe UI Symbol" w:eastAsia="Segoe UI Symbol" w:cs="Segoe UI Symbol"/>
+                    <w:b/>
+                    <w:i w:val="0"/>
+                    <w:color w:val="111827"/>
+                    <w:sz w:val="24"/>
+                  </w:rPr>
+                  <w:t>☐</w:t>
+                </w:r>
+              </w:sdtContent>
+            </w:sdt>
+            <w:r>
+              <w:rPr>
+                <w:rFonts w:ascii="Arial" w:hAnsi="Arial" w:eastAsia="Yu Gothic"/>
+                <w:b/>
+                <w:i w:val="0"/>
+                <w:color w:val="111827"/>
+                <w:sz w:val="24"/>
+              </w:rPr>
+              <w:t xml:space="preserve"> OK   </w:t>
+            </w:r>
+            <w:sdt>
+              <w:sdtPr>
+                <w:alias w:val="L30-BAS checkbox"/>
+                <w:tag w:val="L30-BAS-checkbox"/>
+                <w:id w:val="1000090"/>
+                <w14:checkbox>
+                  <w14:checked w14:val="0"/>
+                  <w14:checkedState w14:val="2612" w14:font="Segoe UI Symbol"/>
+                  <w14:uncheckedState w14:val="2610" w14:font="Segoe UI Symbol"/>
+                </w14:checkbox>
+              </w:sdtPr>
+              <w:sdtContent>
+                <w:r>
+                  <w:rPr>
+                    <w:rFonts w:ascii="Segoe UI Symbol" w:hAnsi="Segoe UI Symbol" w:eastAsia="Segoe UI Symbol" w:cs="Segoe UI Symbol"/>
+                    <w:b/>
+                    <w:i w:val="0"/>
+                    <w:color w:val="111827"/>
+                    <w:sz w:val="24"/>
+                  </w:rPr>
+                  <w:t>☐</w:t>
+                </w:r>
+              </w:sdtContent>
+            </w:sdt>
+            <w:r>
+              <w:rPr>
+                <w:rFonts w:ascii="Arial" w:hAnsi="Arial" w:eastAsia="Yu Gothic"/>
+                <w:b/>
+                <w:i w:val="0"/>
+                <w:color w:val="111827"/>
+                <w:sz w:val="24"/>
+              </w:rPr>
+              <w:t xml:space="preserve"> Concern   </w:t>
+            </w:r>
+            <w:sdt>
+              <w:sdtPr>
+                <w:alias w:val="L30-BAS checkbox"/>
+                <w:tag w:val="L30-BAS-checkbox"/>
+                <w:id w:val="1000091"/>
+                <w14:checkbox>
+                  <w14:checked w14:val="0"/>
+                  <w14:checkedState w14:val="2612" w14:font="Segoe UI Symbol"/>
+                  <w14:uncheckedState w14:val="2610" w14:font="Segoe UI Symbol"/>
+                </w14:checkbox>
+              </w:sdtPr>
+              <w:sdtContent>
+                <w:r>
+                  <w:rPr>
+                    <w:rFonts w:ascii="Segoe UI Symbol" w:hAnsi="Segoe UI Symbol" w:eastAsia="Segoe UI Symbol" w:cs="Segoe UI Symbol"/>
+                    <w:b/>
+                    <w:i w:val="0"/>
+                    <w:color w:val="111827"/>
+                    <w:sz w:val="24"/>
+                  </w:rPr>
+                  <w:t>☐</w:t>
+                </w:r>
+              </w:sdtContent>
+            </w:sdt>
+            <w:r>
+              <w:rPr>
+                <w:rFonts w:ascii="Arial" w:hAnsi="Arial" w:eastAsia="Yu Gothic"/>
+                <w:b/>
+                <w:i w:val="0"/>
+                <w:color w:val="111827"/>
+                <w:sz w:val="24"/>
+              </w:rPr>
+              <w:t xml:space="preserve"> Critical   </w:t>
+            </w:r>
+            <w:sdt>
+              <w:sdtPr>
+                <w:alias w:val="L30-BAS checkbox"/>
+                <w:tag w:val="L30-BAS-checkbox"/>
+                <w:id w:val="1000092"/>
+                <w14:checkbox>
+                  <w14:checked w14:val="0"/>
+                  <w14:checkedState w14:val="2612" w14:font="Segoe UI Symbol"/>
+                  <w14:uncheckedState w14:val="2610" w14:font="Segoe UI Symbol"/>
+                </w14:checkbox>
+              </w:sdtPr>
+              <w:sdtContent>
+                <w:r>
+                  <w:rPr>
+                    <w:rFonts w:ascii="Segoe UI Symbol" w:hAnsi="Segoe UI Symbol" w:eastAsia="Segoe UI Symbol" w:cs="Segoe UI Symbol"/>
+                    <w:b/>
+                    <w:i w:val="0"/>
+                    <w:color w:val="111827"/>
+                    <w:sz w:val="24"/>
+                  </w:rPr>
+                  <w:t>☐</w:t>
+                </w:r>
+              </w:sdtContent>
+            </w:sdt>
+            <w:r>
+              <w:rPr>
+                <w:rFonts w:ascii="Arial" w:hAnsi="Arial" w:eastAsia="Yu Gothic"/>
+                <w:b/>
+                <w:i w:val="0"/>
+                <w:color w:val="111827"/>
+                <w:sz w:val="24"/>
+              </w:rPr>
+              <w:t xml:space="preserve"> Not verifiable</w:t>
             </w:r>
           </w:p>
         </w:tc>
@@ -7461,6 +8893,30 @@
               <w:spacing w:before="0" w:after="0" w:line="276" w:lineRule="auto"/>
             </w:pPr>
             <w:r/>
+            <w:sdt>
+              <w:sdtPr>
+                <w:alias w:val="L30-BAS checkbox"/>
+                <w:tag w:val="L30-BAS-checkbox"/>
+                <w:id w:val="1000093"/>
+                <w14:checkbox>
+                  <w14:checked w14:val="0"/>
+                  <w14:checkedState w14:val="2612" w14:font="Segoe UI Symbol"/>
+                  <w14:uncheckedState w14:val="2610" w14:font="Segoe UI Symbol"/>
+                </w14:checkbox>
+              </w:sdtPr>
+              <w:sdtContent>
+                <w:r>
+                  <w:rPr>
+                    <w:rFonts w:ascii="Segoe UI Symbol" w:hAnsi="Segoe UI Symbol" w:eastAsia="Segoe UI Symbol" w:cs="Segoe UI Symbol"/>
+                    <w:b w:val="0"/>
+                    <w:i w:val="0"/>
+                    <w:color w:val="111827"/>
+                    <w:sz w:val="24"/>
+                  </w:rPr>
+                  <w:t>☐</w:t>
+                </w:r>
+              </w:sdtContent>
+            </w:sdt>
             <w:r>
               <w:rPr>
                 <w:rFonts w:ascii="Arial" w:hAnsi="Arial" w:eastAsia="Yu Gothic"/>
@@ -7469,7 +8925,109 @@
                 <w:color w:val="111827"/>
                 <w:sz w:val="24"/>
               </w:rPr>
-              <w:t>□ Proceed   □ Proceed with conditions   □ Revision required   □ Suspend / reject</w:t>
+              <w:t xml:space="preserve"> Proceed   </w:t>
+            </w:r>
+            <w:sdt>
+              <w:sdtPr>
+                <w:alias w:val="L30-BAS checkbox"/>
+                <w:tag w:val="L30-BAS-checkbox"/>
+                <w:id w:val="1000094"/>
+                <w14:checkbox>
+                  <w14:checked w14:val="0"/>
+                  <w14:checkedState w14:val="2612" w14:font="Segoe UI Symbol"/>
+                  <w14:uncheckedState w14:val="2610" w14:font="Segoe UI Symbol"/>
+                </w14:checkbox>
+              </w:sdtPr>
+              <w:sdtContent>
+                <w:r>
+                  <w:rPr>
+                    <w:rFonts w:ascii="Segoe UI Symbol" w:hAnsi="Segoe UI Symbol" w:eastAsia="Segoe UI Symbol" w:cs="Segoe UI Symbol"/>
+                    <w:b w:val="0"/>
+                    <w:i w:val="0"/>
+                    <w:color w:val="111827"/>
+                    <w:sz w:val="24"/>
+                  </w:rPr>
+                  <w:t>☐</w:t>
+                </w:r>
+              </w:sdtContent>
+            </w:sdt>
+            <w:r>
+              <w:rPr>
+                <w:rFonts w:ascii="Arial" w:hAnsi="Arial" w:eastAsia="Yu Gothic"/>
+                <w:b w:val="0"/>
+                <w:i w:val="0"/>
+                <w:color w:val="111827"/>
+                <w:sz w:val="24"/>
+              </w:rPr>
+              <w:t xml:space="preserve"> Proceed with conditions   </w:t>
+            </w:r>
+            <w:sdt>
+              <w:sdtPr>
+                <w:alias w:val="L30-BAS checkbox"/>
+                <w:tag w:val="L30-BAS-checkbox"/>
+                <w:id w:val="1000095"/>
+                <w14:checkbox>
+                  <w14:checked w14:val="0"/>
+                  <w14:checkedState w14:val="2612" w14:font="Segoe UI Symbol"/>
+                  <w14:uncheckedState w14:val="2610" w14:font="Segoe UI Symbol"/>
+                </w14:checkbox>
+              </w:sdtPr>
+              <w:sdtContent>
+                <w:r>
+                  <w:rPr>
+                    <w:rFonts w:ascii="Segoe UI Symbol" w:hAnsi="Segoe UI Symbol" w:eastAsia="Segoe UI Symbol" w:cs="Segoe UI Symbol"/>
+                    <w:b w:val="0"/>
+                    <w:i w:val="0"/>
+                    <w:color w:val="111827"/>
+                    <w:sz w:val="24"/>
+                  </w:rPr>
+                  <w:t>☐</w:t>
+                </w:r>
+              </w:sdtContent>
+            </w:sdt>
+            <w:r>
+              <w:rPr>
+                <w:rFonts w:ascii="Arial" w:hAnsi="Arial" w:eastAsia="Yu Gothic"/>
+                <w:b w:val="0"/>
+                <w:i w:val="0"/>
+                <w:color w:val="111827"/>
+                <w:sz w:val="24"/>
+              </w:rPr>
+              <w:t xml:space="preserve"> Revision required   </w:t>
+            </w:r>
+            <w:sdt>
+              <w:sdtPr>
+                <w:alias w:val="L30-BAS checkbox"/>
+                <w:tag w:val="L30-BAS-checkbox"/>
+                <w:id w:val="1000096"/>
+                <w14:checkbox>
+                  <w14:checked w14:val="0"/>
+                  <w14:checkedState w14:val="2612" w14:font="Segoe UI Symbol"/>
+                  <w14:uncheckedState w14:val="2610" w14:font="Segoe UI Symbol"/>
+                </w14:checkbox>
+              </w:sdtPr>
+              <w:sdtContent>
+                <w:r>
+                  <w:rPr>
+                    <w:rFonts w:ascii="Segoe UI Symbol" w:hAnsi="Segoe UI Symbol" w:eastAsia="Segoe UI Symbol" w:cs="Segoe UI Symbol"/>
+                    <w:b w:val="0"/>
+                    <w:i w:val="0"/>
+                    <w:color w:val="111827"/>
+                    <w:sz w:val="24"/>
+                  </w:rPr>
+                  <w:t>☐</w:t>
+                </w:r>
+              </w:sdtContent>
+            </w:sdt>
+            <w:r>
+              <w:rPr>
+                <w:rFonts w:ascii="Arial" w:hAnsi="Arial" w:eastAsia="Yu Gothic"/>
+                <w:b w:val="0"/>
+                <w:i w:val="0"/>
+                <w:color w:val="111827"/>
+                <w:sz w:val="24"/>
+              </w:rPr>
+              <w:t xml:space="preserve"> Suspend / reject</w:t>
             </w:r>
           </w:p>
         </w:tc>
@@ -7540,6 +9098,30 @@
               <w:spacing w:before="0" w:after="0" w:line="276" w:lineRule="auto"/>
             </w:pPr>
             <w:r/>
+            <w:sdt>
+              <w:sdtPr>
+                <w:alias w:val="L30-BAS checkbox"/>
+                <w:tag w:val="L30-BAS-checkbox"/>
+                <w:id w:val="1000097"/>
+                <w14:checkbox>
+                  <w14:checked w14:val="0"/>
+                  <w14:checkedState w14:val="2612" w14:font="Segoe UI Symbol"/>
+                  <w14:uncheckedState w14:val="2610" w14:font="Segoe UI Symbol"/>
+                </w14:checkbox>
+              </w:sdtPr>
+              <w:sdtContent>
+                <w:r>
+                  <w:rPr>
+                    <w:rFonts w:ascii="Segoe UI Symbol" w:hAnsi="Segoe UI Symbol" w:eastAsia="Segoe UI Symbol" w:cs="Segoe UI Symbol"/>
+                    <w:b w:val="0"/>
+                    <w:i w:val="0"/>
+                    <w:color w:val="111827"/>
+                    <w:sz w:val="24"/>
+                  </w:rPr>
+                  <w:t>☐</w:t>
+                </w:r>
+              </w:sdtContent>
+            </w:sdt>
             <w:r>
               <w:rPr>
                 <w:rFonts w:ascii="Arial" w:hAnsi="Arial" w:eastAsia="Yu Gothic"/>
@@ -7548,7 +9130,109 @@
                 <w:color w:val="111827"/>
                 <w:sz w:val="24"/>
               </w:rPr>
-              <w:t>□ No boundary risk detected   □ Potential boundary risk   □ Boundary violation risk   □ Not verifiable</w:t>
+              <w:t xml:space="preserve"> No boundary risk detected   </w:t>
+            </w:r>
+            <w:sdt>
+              <w:sdtPr>
+                <w:alias w:val="L30-BAS checkbox"/>
+                <w:tag w:val="L30-BAS-checkbox"/>
+                <w:id w:val="1000098"/>
+                <w14:checkbox>
+                  <w14:checked w14:val="0"/>
+                  <w14:checkedState w14:val="2612" w14:font="Segoe UI Symbol"/>
+                  <w14:uncheckedState w14:val="2610" w14:font="Segoe UI Symbol"/>
+                </w14:checkbox>
+              </w:sdtPr>
+              <w:sdtContent>
+                <w:r>
+                  <w:rPr>
+                    <w:rFonts w:ascii="Segoe UI Symbol" w:hAnsi="Segoe UI Symbol" w:eastAsia="Segoe UI Symbol" w:cs="Segoe UI Symbol"/>
+                    <w:b w:val="0"/>
+                    <w:i w:val="0"/>
+                    <w:color w:val="111827"/>
+                    <w:sz w:val="24"/>
+                  </w:rPr>
+                  <w:t>☐</w:t>
+                </w:r>
+              </w:sdtContent>
+            </w:sdt>
+            <w:r>
+              <w:rPr>
+                <w:rFonts w:ascii="Arial" w:hAnsi="Arial" w:eastAsia="Yu Gothic"/>
+                <w:b w:val="0"/>
+                <w:i w:val="0"/>
+                <w:color w:val="111827"/>
+                <w:sz w:val="24"/>
+              </w:rPr>
+              <w:t xml:space="preserve"> Potential boundary risk   </w:t>
+            </w:r>
+            <w:sdt>
+              <w:sdtPr>
+                <w:alias w:val="L30-BAS checkbox"/>
+                <w:tag w:val="L30-BAS-checkbox"/>
+                <w:id w:val="1000099"/>
+                <w14:checkbox>
+                  <w14:checked w14:val="0"/>
+                  <w14:checkedState w14:val="2612" w14:font="Segoe UI Symbol"/>
+                  <w14:uncheckedState w14:val="2610" w14:font="Segoe UI Symbol"/>
+                </w14:checkbox>
+              </w:sdtPr>
+              <w:sdtContent>
+                <w:r>
+                  <w:rPr>
+                    <w:rFonts w:ascii="Segoe UI Symbol" w:hAnsi="Segoe UI Symbol" w:eastAsia="Segoe UI Symbol" w:cs="Segoe UI Symbol"/>
+                    <w:b w:val="0"/>
+                    <w:i w:val="0"/>
+                    <w:color w:val="111827"/>
+                    <w:sz w:val="24"/>
+                  </w:rPr>
+                  <w:t>☐</w:t>
+                </w:r>
+              </w:sdtContent>
+            </w:sdt>
+            <w:r>
+              <w:rPr>
+                <w:rFonts w:ascii="Arial" w:hAnsi="Arial" w:eastAsia="Yu Gothic"/>
+                <w:b w:val="0"/>
+                <w:i w:val="0"/>
+                <w:color w:val="111827"/>
+                <w:sz w:val="24"/>
+              </w:rPr>
+              <w:t xml:space="preserve"> Boundary violation risk   </w:t>
+            </w:r>
+            <w:sdt>
+              <w:sdtPr>
+                <w:alias w:val="L30-BAS checkbox"/>
+                <w:tag w:val="L30-BAS-checkbox"/>
+                <w:id w:val="1000100"/>
+                <w14:checkbox>
+                  <w14:checked w14:val="0"/>
+                  <w14:checkedState w14:val="2612" w14:font="Segoe UI Symbol"/>
+                  <w14:uncheckedState w14:val="2610" w14:font="Segoe UI Symbol"/>
+                </w14:checkbox>
+              </w:sdtPr>
+              <w:sdtContent>
+                <w:r>
+                  <w:rPr>
+                    <w:rFonts w:ascii="Segoe UI Symbol" w:hAnsi="Segoe UI Symbol" w:eastAsia="Segoe UI Symbol" w:cs="Segoe UI Symbol"/>
+                    <w:b w:val="0"/>
+                    <w:i w:val="0"/>
+                    <w:color w:val="111827"/>
+                    <w:sz w:val="24"/>
+                  </w:rPr>
+                  <w:t>☐</w:t>
+                </w:r>
+              </w:sdtContent>
+            </w:sdt>
+            <w:r>
+              <w:rPr>
+                <w:rFonts w:ascii="Arial" w:hAnsi="Arial" w:eastAsia="Yu Gothic"/>
+                <w:b w:val="0"/>
+                <w:i w:val="0"/>
+                <w:color w:val="111827"/>
+                <w:sz w:val="24"/>
+              </w:rPr>
+              <w:t xml:space="preserve"> Not verifiable</w:t>
             </w:r>
           </w:p>
         </w:tc>
@@ -7619,6 +9303,30 @@
               <w:spacing w:before="0" w:after="0" w:line="276" w:lineRule="auto"/>
             </w:pPr>
             <w:r/>
+            <w:sdt>
+              <w:sdtPr>
+                <w:alias w:val="L30-BAS checkbox"/>
+                <w:tag w:val="L30-BAS-checkbox"/>
+                <w:id w:val="1000101"/>
+                <w14:checkbox>
+                  <w14:checked w14:val="0"/>
+                  <w14:checkedState w14:val="2612" w14:font="Segoe UI Symbol"/>
+                  <w14:uncheckedState w14:val="2610" w14:font="Segoe UI Symbol"/>
+                </w14:checkbox>
+              </w:sdtPr>
+              <w:sdtContent>
+                <w:r>
+                  <w:rPr>
+                    <w:rFonts w:ascii="Segoe UI Symbol" w:hAnsi="Segoe UI Symbol" w:eastAsia="Segoe UI Symbol" w:cs="Segoe UI Symbol"/>
+                    <w:b w:val="0"/>
+                    <w:i w:val="0"/>
+                    <w:color w:val="111827"/>
+                    <w:sz w:val="24"/>
+                  </w:rPr>
+                  <w:t>☐</w:t>
+                </w:r>
+              </w:sdtContent>
+            </w:sdt>
             <w:r>
               <w:rPr>
                 <w:rFonts w:ascii="Arial" w:hAnsi="Arial" w:eastAsia="Yu Gothic"/>
@@ -7627,7 +9335,75 @@
                 <w:color w:val="111827"/>
                 <w:sz w:val="24"/>
               </w:rPr>
-              <w:t>□ Valid   □ Invalid   □ Invalid (Not Verifiable)</w:t>
+              <w:t xml:space="preserve"> Valid   </w:t>
+            </w:r>
+            <w:sdt>
+              <w:sdtPr>
+                <w:alias w:val="L30-BAS checkbox"/>
+                <w:tag w:val="L30-BAS-checkbox"/>
+                <w:id w:val="1000102"/>
+                <w14:checkbox>
+                  <w14:checked w14:val="0"/>
+                  <w14:checkedState w14:val="2612" w14:font="Segoe UI Symbol"/>
+                  <w14:uncheckedState w14:val="2610" w14:font="Segoe UI Symbol"/>
+                </w14:checkbox>
+              </w:sdtPr>
+              <w:sdtContent>
+                <w:r>
+                  <w:rPr>
+                    <w:rFonts w:ascii="Segoe UI Symbol" w:hAnsi="Segoe UI Symbol" w:eastAsia="Segoe UI Symbol" w:cs="Segoe UI Symbol"/>
+                    <w:b w:val="0"/>
+                    <w:i w:val="0"/>
+                    <w:color w:val="111827"/>
+                    <w:sz w:val="24"/>
+                  </w:rPr>
+                  <w:t>☐</w:t>
+                </w:r>
+              </w:sdtContent>
+            </w:sdt>
+            <w:r>
+              <w:rPr>
+                <w:rFonts w:ascii="Arial" w:hAnsi="Arial" w:eastAsia="Yu Gothic"/>
+                <w:b w:val="0"/>
+                <w:i w:val="0"/>
+                <w:color w:val="111827"/>
+                <w:sz w:val="24"/>
+              </w:rPr>
+              <w:t xml:space="preserve"> Invalid   </w:t>
+            </w:r>
+            <w:sdt>
+              <w:sdtPr>
+                <w:alias w:val="L30-BAS checkbox"/>
+                <w:tag w:val="L30-BAS-checkbox"/>
+                <w:id w:val="1000103"/>
+                <w14:checkbox>
+                  <w14:checked w14:val="0"/>
+                  <w14:checkedState w14:val="2612" w14:font="Segoe UI Symbol"/>
+                  <w14:uncheckedState w14:val="2610" w14:font="Segoe UI Symbol"/>
+                </w14:checkbox>
+              </w:sdtPr>
+              <w:sdtContent>
+                <w:r>
+                  <w:rPr>
+                    <w:rFonts w:ascii="Segoe UI Symbol" w:hAnsi="Segoe UI Symbol" w:eastAsia="Segoe UI Symbol" w:cs="Segoe UI Symbol"/>
+                    <w:b w:val="0"/>
+                    <w:i w:val="0"/>
+                    <w:color w:val="111827"/>
+                    <w:sz w:val="24"/>
+                  </w:rPr>
+                  <w:t>☐</w:t>
+                </w:r>
+              </w:sdtContent>
+            </w:sdt>
+            <w:r>
+              <w:rPr>
+                <w:rFonts w:ascii="Arial" w:hAnsi="Arial" w:eastAsia="Yu Gothic"/>
+                <w:b w:val="0"/>
+                <w:i w:val="0"/>
+                <w:color w:val="111827"/>
+                <w:sz w:val="24"/>
+              </w:rPr>
+              <w:t xml:space="preserve"> Invalid (Not Verifiable)</w:t>
             </w:r>
           </w:p>
         </w:tc>
